--- a/C++程序设计/C++实训/实训工作报告/202430551135马启凡第二次工作报告.docx
+++ b/C++程序设计/C++实训/实训工作报告/202430551135马启凡第二次工作报告.docx
@@ -118,6 +118,7 @@
       <w:pPr>
         <w:widowControl w:val="0"/>
         <w:numPr>
+          <w:ilvl w:val="0"/>
           <w:numId w:val="0"/>
         </w:numPr>
         <w:ind w:firstLine="420" w:firstLineChars="0"/>
@@ -1182,6 +1183,7 @@
       <w:pPr>
         <w:widowControl w:val="0"/>
         <w:numPr>
+          <w:ilvl w:val="0"/>
           <w:numId w:val="0"/>
         </w:numPr>
         <w:ind w:leftChars="0"/>
@@ -2501,6 +2503,7 @@
       <w:pPr>
         <w:widowControl w:val="0"/>
         <w:numPr>
+          <w:ilvl w:val="0"/>
           <w:numId w:val="0"/>
         </w:numPr>
         <w:ind w:leftChars="0"/>
@@ -2577,6 +2580,7 @@
     <w:p>
       <w:pPr>
         <w:numPr>
+          <w:ilvl w:val="0"/>
           <w:numId w:val="0"/>
         </w:numPr>
         <w:rPr>
@@ -2588,6 +2592,7 @@
     <w:p>
       <w:pPr>
         <w:numPr>
+          <w:ilvl w:val="0"/>
           <w:numId w:val="0"/>
         </w:numPr>
         <w:rPr>
@@ -3244,6 +3249,12 @@
           <w:lang w:val="en-US" w:eastAsia="zh-CN"/>
         </w:rPr>
         <w:tab/>
+      </w:r>
+      <w:r>
+        <w:rPr>
+          <w:rFonts w:hint="eastAsia"/>
+          <w:lang w:val="en-US" w:eastAsia="zh-CN"/>
+        </w:rPr>
         <w:t>主要功能在于统一了网格初始化接口，并且定义了常量</w:t>
       </w:r>
       <w:r>
@@ -3344,6 +3355,7 @@
     <w:p>
       <w:pPr>
         <w:numPr>
+          <w:ilvl w:val="0"/>
           <w:numId w:val="0"/>
         </w:numPr>
         <w:ind w:leftChars="0"/>
@@ -3356,6 +3368,7 @@
     <w:p>
       <w:pPr>
         <w:numPr>
+          <w:ilvl w:val="0"/>
           <w:numId w:val="0"/>
         </w:numPr>
         <w:ind w:leftChars="0"/>
@@ -5179,6 +5192,7 @@
     <w:p>
       <w:pPr>
         <w:numPr>
+          <w:ilvl w:val="0"/>
           <w:numId w:val="0"/>
         </w:numPr>
         <w:ind w:leftChars="0" w:firstLine="420" w:firstLineChars="0"/>
@@ -5198,6 +5212,7 @@
     <w:p>
       <w:pPr>
         <w:numPr>
+          <w:ilvl w:val="0"/>
           <w:numId w:val="0"/>
         </w:numPr>
         <w:ind w:leftChars="0"/>
@@ -5230,6 +5245,7 @@
     <w:p>
       <w:pPr>
         <w:numPr>
+          <w:ilvl w:val="0"/>
           <w:numId w:val="0"/>
         </w:numPr>
         <w:ind w:leftChars="0" w:firstLine="420" w:firstLineChars="0"/>
@@ -5249,6 +5265,7 @@
     <w:p>
       <w:pPr>
         <w:numPr>
+          <w:ilvl w:val="0"/>
           <w:numId w:val="0"/>
         </w:numPr>
         <w:ind w:leftChars="0" w:firstLine="420" w:firstLineChars="0"/>
@@ -7738,6 +7755,8 @@
         </w:rPr>
         <w:t>目前已基本实现游戏的登录、注册、主线剧情模式、核心游戏模块，预计下周将完善游戏操作界面，并且进一步实现创意工坊模式，并且初步实现用户数据记录和排行榜功能。需要注意的是，目前是采用CSV方式用文本文件记录用户名和密码，不具有安全性，后续须进行改进。</w:t>
       </w:r>
+      <w:bookmarkStart w:id="0" w:name="_GoBack"/>
+      <w:bookmarkEnd w:id="0"/>
     </w:p>
     <w:p>
       <w:pPr>
@@ -7746,14 +7765,12 @@
           <w:lang w:val="en-US" w:eastAsia="zh-CN"/>
         </w:rPr>
       </w:pPr>
-      <w:bookmarkStart w:id="0" w:name="_GoBack"/>
-      <w:bookmarkEnd w:id="0"/>
     </w:p>
     <w:p>
       <w:pPr>
         <w:numPr>
           <w:ilvl w:val="0"/>
-          <w:numId w:val="3"/>
+          <w:numId w:val="0"/>
         </w:numPr>
         <w:ind w:left="0" w:leftChars="0" w:firstLine="0" w:firstLineChars="0"/>
         <w:rPr>
@@ -7763,6 +7780,16 @@
       </w:pPr>
       <w:r>
         <w:rPr>
+          <w:rFonts w:hint="eastAsia" w:asciiTheme="minorHAnsi" w:hAnsiTheme="minorHAnsi" w:eastAsiaTheme="minorEastAsia" w:cstheme="minorBidi"/>
+          <w:kern w:val="2"/>
+          <w:sz w:val="21"/>
+          <w:szCs w:val="24"/>
+          <w:lang w:val="en-US" w:eastAsia="zh-CN" w:bidi="ar-SA"/>
+        </w:rPr>
+        <w:t>三、</w:t>
+      </w:r>
+      <w:r>
+        <w:rPr>
           <w:rFonts w:hint="default"/>
           <w:lang w:val="en-US" w:eastAsia="zh-CN"/>
         </w:rPr>
@@ -7772,6 +7799,7 @@
     <w:p>
       <w:pPr>
         <w:numPr>
+          <w:ilvl w:val="0"/>
           <w:numId w:val="0"/>
         </w:numPr>
         <w:ind w:leftChars="0"/>
@@ -7867,21 +7895,6 @@
 <file path=word/numbering.xml><?xml version="1.0" encoding="utf-8"?>
 <w:numbering xmlns:wpc="http://schemas.microsoft.com/office/word/2010/wordprocessingCanvas" xmlns:mc="http://schemas.openxmlformats.org/markup-compatibility/2006" xmlns:o="urn:schemas-microsoft-com:office:office" xmlns:r="http://schemas.openxmlformats.org/officeDocument/2006/relationships" xmlns:m="http://schemas.openxmlformats.org/officeDocument/2006/math" xmlns:v="urn:schemas-microsoft-com:vml" xmlns:wp14="http://schemas.microsoft.com/office/word/2010/wordprocessingDrawing" xmlns:wp="http://schemas.openxmlformats.org/drawingml/2006/wordprocessingDrawing" xmlns:w10="urn:schemas-microsoft-com:office:word" xmlns:w="http://schemas.openxmlformats.org/wordprocessingml/2006/main" xmlns:w14="http://schemas.microsoft.com/office/word/2010/wordml" xmlns:wpg="http://schemas.microsoft.com/office/word/2010/wordprocessingGroup" xmlns:wpi="http://schemas.microsoft.com/office/word/2010/wordprocessingInk" xmlns:wne="http://schemas.microsoft.com/office/word/2006/wordml" xmlns:wps="http://schemas.microsoft.com/office/word/2010/wordprocessingShape" xmlns:wpsCustomData="http://www.wps.cn/officeDocument/2013/wpsCustomData" mc:Ignorable="w14 wp14">
   <w:abstractNum w:abstractNumId="0">
-    <w:nsid w:val="82155C3B"/>
-    <w:multiLevelType w:val="singleLevel"/>
-    <w:tmpl w:val="82155C3B"/>
-    <w:lvl w:ilvl="0" w:tentative="0">
-      <w:start w:val="3"/>
-      <w:numFmt w:val="chineseCounting"/>
-      <w:suff w:val="nothing"/>
-      <w:lvlText w:val="%1、"/>
-      <w:lvlJc w:val="left"/>
-      <w:rPr>
-        <w:rFonts w:hint="eastAsia"/>
-      </w:rPr>
-    </w:lvl>
-  </w:abstractNum>
-  <w:abstractNum w:abstractNumId="1">
     <w:nsid w:val="9C97AC7C"/>
     <w:multiLevelType w:val="singleLevel"/>
     <w:tmpl w:val="9C97AC7C"/>
@@ -7897,7 +7910,7 @@
       </w:pPr>
     </w:lvl>
   </w:abstractNum>
-  <w:abstractNum w:abstractNumId="2">
+  <w:abstractNum w:abstractNumId="1">
     <w:nsid w:val="79D08F89"/>
     <w:multiLevelType w:val="singleLevel"/>
     <w:tmpl w:val="79D08F89"/>
@@ -7914,12 +7927,9 @@
     </w:lvl>
   </w:abstractNum>
   <w:num w:numId="1">
-    <w:abstractNumId w:val="2"/>
+    <w:abstractNumId w:val="1"/>
   </w:num>
   <w:num w:numId="2">
-    <w:abstractNumId w:val="1"/>
-  </w:num>
-  <w:num w:numId="3">
     <w:abstractNumId w:val="0"/>
   </w:num>
 </w:numbering>
